--- a/templates/documents/CONTRATOS CIVILES/CONTRATOS BAJO FIRMA PRIVADA/BIENES TRASLATIVOS/INMUEBLES/CONTRATO DE HIPOTECA CONVENCIONAL.docx
+++ b/templates/documents/CONTRATOS CIVILES/CONTRATOS BAJO FIRMA PRIVADA/BIENES TRASLATIVOS/INMUEBLES/CONTRATO DE HIPOTECA CONVENCIONAL.docx
@@ -4,439 +4,647 @@
   <w:body>
     <w:p>
       <w:pPr>
-        <w:jc w:val="both"/>
-        <w:rPr>
-          <w:b/>
-          <w:bCs/>
-        </w:rPr>
-      </w:pPr>
-      <w:r>
-        <w:rPr>
-          <w:b/>
-          <w:bCs/>
+        <w:spacing w:after="0" w:line="240" w:lineRule="auto"/>
+        <w:jc w:val="center"/>
+        <w:rPr>
+          <w:sz w:val="22"/>
+          <w:szCs w:val="22"/>
+        </w:rPr>
+      </w:pPr>
+      <w:r>
+        <w:rPr>
+          <w:sz w:val="22"/>
+          <w:szCs w:val="22"/>
         </w:rPr>
         <w:t>CONTRATO DE HIPOTECA CONVENCIONAL</w:t>
       </w:r>
     </w:p>
     <w:p>
       <w:pPr>
-        <w:jc w:val="both"/>
-      </w:pPr>
-      <w:r>
-        <w:rPr>
-          <w:b/>
-          <w:bCs/>
-        </w:rPr>
-        <w:t>ENTRE:</w:t>
-      </w:r>
-    </w:p>
-    <w:p>
-      <w:pPr>
-        <w:jc w:val="both"/>
-      </w:pPr>
-      <w:r>
-        <w:t xml:space="preserve">De una parte, </w:t>
-      </w:r>
-      <w:r>
-        <w:rPr>
-          <w:b/>
-          <w:bCs/>
-        </w:rPr>
-        <w:t>[NOMBRE DEL ACREEDOR/BANCO]</w:t>
-      </w:r>
-      <w:r>
-        <w:t xml:space="preserve">, [Nacionalidad], mayor de edad, titular de la Cédula de Identidad y Electoral No. [Número] (o RNC si es empresa), con domicilio en [Dirección], quien en lo adelante se denominará </w:t>
-      </w:r>
-      <w:r>
-        <w:rPr>
-          <w:b/>
-          <w:bCs/>
-        </w:rPr>
-        <w:t>EL ACREEDOR HIPOTECARIO</w:t>
-      </w:r>
-      <w:r>
-        <w:t>.</w:t>
-      </w:r>
-    </w:p>
-    <w:p>
-      <w:pPr>
-        <w:jc w:val="both"/>
-      </w:pPr>
-      <w:r>
-        <w:t xml:space="preserve">De la otra parte, </w:t>
-      </w:r>
-      <w:r>
-        <w:rPr>
-          <w:b/>
-          <w:bCs/>
-        </w:rPr>
-        <w:t>[NOMBRE DEL DEUDOR]</w:t>
-      </w:r>
-      <w:r>
-        <w:t xml:space="preserve">, [Nacionalidad], mayor de edad, titular de la Cédula de Identidad y Electoral No. [Número], con domicilio en [Dirección], quien en lo adelante se denominará </w:t>
-      </w:r>
-      <w:r>
-        <w:rPr>
-          <w:b/>
-          <w:bCs/>
-        </w:rPr>
-        <w:t>EL DEUDOR HIPOTECARIO</w:t>
-      </w:r>
-      <w:r>
-        <w:t>.</w:t>
-      </w:r>
-    </w:p>
-    <w:p>
-      <w:pPr>
-        <w:jc w:val="both"/>
-      </w:pPr>
-      <w:r>
-        <w:rPr>
-          <w:b/>
-          <w:bCs/>
-        </w:rPr>
-        <w:t>PREÁMBULO</w:t>
-      </w:r>
-      <w:r>
+        <w:spacing w:after="0" w:line="240" w:lineRule="auto"/>
+        <w:jc w:val="both"/>
+        <w:rPr>
+          <w:sz w:val="22"/>
+          <w:szCs w:val="22"/>
+        </w:rPr>
+      </w:pPr>
+    </w:p>
+    <w:p>
+      <w:pPr>
+        <w:spacing w:after="0" w:line="240" w:lineRule="auto"/>
+        <w:jc w:val="both"/>
+        <w:rPr>
+          <w:sz w:val="22"/>
+          <w:szCs w:val="22"/>
+        </w:rPr>
+      </w:pPr>
+      <w:r>
+        <w:rPr>
+          <w:sz w:val="22"/>
+          <w:szCs w:val="22"/>
+        </w:rPr>
+        <w:t>E</w:t>
+      </w:r>
+      <w:r>
+        <w:rPr>
+          <w:sz w:val="22"/>
+          <w:szCs w:val="22"/>
+        </w:rPr>
         <w:t xml:space="preserve"> </w:t>
       </w:r>
       <w:r>
         <w:rPr>
-          <w:b/>
-          <w:bCs/>
-        </w:rPr>
-        <w:t>EL DEUDOR HIPOTECARIO</w:t>
-      </w:r>
-      <w:r>
-        <w:t xml:space="preserve"> declara ser propietario del inmueble que se describe más adelante y ha solicitado a </w:t>
-      </w:r>
-      <w:r>
-        <w:rPr>
-          <w:b/>
-          <w:bCs/>
-        </w:rPr>
-        <w:t>EL ACREEDOR HIPOTECARIO</w:t>
-      </w:r>
-      <w:r>
-        <w:t xml:space="preserve"> un préstamo por la suma de [Monto], el cual es garantizado mediante el presente contrato.</w:t>
-      </w:r>
-    </w:p>
-    <w:p>
-      <w:pPr>
-        <w:jc w:val="both"/>
-        <w:rPr>
-          <w:b/>
-          <w:bCs/>
-        </w:rPr>
-      </w:pPr>
-      <w:r>
-        <w:rPr>
-          <w:b/>
-          <w:bCs/>
+          <w:sz w:val="22"/>
+          <w:szCs w:val="22"/>
+        </w:rPr>
+        <w:t>N</w:t>
+      </w:r>
+      <w:r>
+        <w:rPr>
+          <w:sz w:val="22"/>
+          <w:szCs w:val="22"/>
+        </w:rPr>
+        <w:t xml:space="preserve"> </w:t>
+      </w:r>
+      <w:r>
+        <w:rPr>
+          <w:sz w:val="22"/>
+          <w:szCs w:val="22"/>
+        </w:rPr>
+        <w:t>T</w:t>
+      </w:r>
+      <w:r>
+        <w:rPr>
+          <w:sz w:val="22"/>
+          <w:szCs w:val="22"/>
+        </w:rPr>
+        <w:t xml:space="preserve"> </w:t>
+      </w:r>
+      <w:r>
+        <w:rPr>
+          <w:sz w:val="22"/>
+          <w:szCs w:val="22"/>
+        </w:rPr>
+        <w:t>R</w:t>
+      </w:r>
+      <w:r>
+        <w:rPr>
+          <w:sz w:val="22"/>
+          <w:szCs w:val="22"/>
+        </w:rPr>
+        <w:t xml:space="preserve"> </w:t>
+      </w:r>
+      <w:r>
+        <w:rPr>
+          <w:sz w:val="22"/>
+          <w:szCs w:val="22"/>
+        </w:rPr>
+        <w:t>E:</w:t>
+      </w:r>
+    </w:p>
+    <w:p>
+      <w:pPr>
+        <w:spacing w:after="0" w:line="240" w:lineRule="auto"/>
+        <w:jc w:val="both"/>
+        <w:rPr>
+          <w:sz w:val="22"/>
+          <w:szCs w:val="22"/>
+        </w:rPr>
+      </w:pPr>
+    </w:p>
+    <w:p>
+      <w:pPr>
+        <w:spacing w:after="0" w:line="240" w:lineRule="auto"/>
+        <w:jc w:val="both"/>
+        <w:rPr>
+          <w:sz w:val="22"/>
+          <w:szCs w:val="22"/>
+        </w:rPr>
+      </w:pPr>
+      <w:r>
+        <w:rPr>
+          <w:sz w:val="22"/>
+          <w:szCs w:val="22"/>
+        </w:rPr>
+        <w:t>De una parte, {{TRATAMIENTO_ACREEDOR HIPOTECARIO}} {{NOMBRE_ACREEDOR HIPOTECARIO}}, de nacionalidad {{NACIONALIDAD_ACREEDOR HIPOTECARIO}}, mayor de edad, estado civil {{ESTADO CIVIL_ACREEDOR HIPOTECARIO}}, titular de {{DOCUMENTO IDENTIDAD_ACREEDOR HIPOTECARIO}}, con domicilio en {{DIRECCION O DOMICILIO_ACREEDOR HIPOTECARIO}}, quien en lo adelante se denominará EL ACREEDOR HIPOTECARIO.</w:t>
+      </w:r>
+    </w:p>
+    <w:p>
+      <w:pPr>
+        <w:spacing w:after="0" w:line="240" w:lineRule="auto"/>
+        <w:jc w:val="both"/>
+        <w:rPr>
+          <w:sz w:val="22"/>
+          <w:szCs w:val="22"/>
+        </w:rPr>
+      </w:pPr>
+    </w:p>
+    <w:p>
+      <w:pPr>
+        <w:spacing w:after="0" w:line="240" w:lineRule="auto"/>
+        <w:jc w:val="both"/>
+        <w:rPr>
+          <w:sz w:val="22"/>
+          <w:szCs w:val="22"/>
+        </w:rPr>
+      </w:pPr>
+      <w:r>
+        <w:rPr>
+          <w:sz w:val="22"/>
+          <w:szCs w:val="22"/>
+        </w:rPr>
+        <w:t>De la otra parte, {{TRATAMIENTO_DEUDOR HIPOTECARIO}} {{NOMBRE_DEUDOR HIPOTECARIO}}, de nacionalidad {{NACIONALIDAD_DEUDOR HIPOTECARIO}}, mayor de edad, estado civil {{ESTADO CIVIL_DEUDOR HIPOTECARIO}}, titular de {{DOCUMENTO IDENTIDAD_DEUDOR HIPOTECARIO}}, con domicilio en {{DIRECCION O DOMICILIO_DEUDOR HIPOTECARIO}}, quien en lo adelante se denominará EL DEUDOR HIPOTECARIO.</w:t>
+      </w:r>
+    </w:p>
+    <w:p>
+      <w:pPr>
+        <w:spacing w:after="0" w:line="240" w:lineRule="auto"/>
+        <w:jc w:val="both"/>
+        <w:rPr>
+          <w:sz w:val="22"/>
+          <w:szCs w:val="22"/>
+        </w:rPr>
+      </w:pPr>
+    </w:p>
+    <w:p>
+      <w:pPr>
+        <w:spacing w:after="0" w:line="240" w:lineRule="auto"/>
+        <w:jc w:val="both"/>
+        <w:rPr>
+          <w:sz w:val="22"/>
+          <w:szCs w:val="22"/>
+        </w:rPr>
+      </w:pPr>
+      <w:r>
+        <w:rPr>
+          <w:sz w:val="22"/>
+          <w:szCs w:val="22"/>
+        </w:rPr>
+        <w:t>PREÁMBULO: EL DEUDOR HIPOTECARIO declara ser propietario del inmueble que se describe más adelante y ha solicitado a EL ACREEDOR HIPOTECARIO un préstamo por la suma de {{MONTO_ADEUDADO_LETRAS}} (RD$ {{MONTO_ADEUDADO_NUMEROS}}), el cual es garantizado mediante el presente contrato.</w:t>
+      </w:r>
+    </w:p>
+    <w:p>
+      <w:pPr>
+        <w:spacing w:after="0" w:line="240" w:lineRule="auto"/>
+        <w:jc w:val="both"/>
+        <w:rPr>
+          <w:sz w:val="22"/>
+          <w:szCs w:val="22"/>
+        </w:rPr>
+      </w:pPr>
+    </w:p>
+    <w:p>
+      <w:pPr>
+        <w:spacing w:after="0" w:line="240" w:lineRule="auto"/>
+        <w:jc w:val="both"/>
+        <w:rPr>
+          <w:sz w:val="22"/>
+          <w:szCs w:val="22"/>
+        </w:rPr>
+      </w:pPr>
+      <w:r>
+        <w:rPr>
+          <w:sz w:val="22"/>
+          <w:szCs w:val="22"/>
         </w:rPr>
         <w:t>CLÁUSULAS</w:t>
       </w:r>
     </w:p>
     <w:p>
       <w:pPr>
-        <w:jc w:val="both"/>
-      </w:pPr>
-      <w:r>
-        <w:rPr>
-          <w:b/>
-          <w:bCs/>
-        </w:rPr>
-        <w:t>PRIMERA: OBJETO Y MONTO DEL PRÉSTAMO.</w:t>
-      </w:r>
-      <w:r>
-        <w:t xml:space="preserve"> </w:t>
-      </w:r>
-      <w:r>
-        <w:rPr>
-          <w:b/>
-          <w:bCs/>
-        </w:rPr>
-        <w:t>EL ACREEDOR HIPOTECARIO</w:t>
-      </w:r>
-      <w:r>
-        <w:t xml:space="preserve"> entrega en este acto a </w:t>
-      </w:r>
-      <w:r>
-        <w:rPr>
-          <w:b/>
-          <w:bCs/>
-        </w:rPr>
-        <w:t>EL DEUDOR HIPOTECARIO</w:t>
-      </w:r>
-      <w:r>
-        <w:t xml:space="preserve">, quien acepta a su entera satisfacción, la suma de </w:t>
-      </w:r>
-      <w:r>
-        <w:rPr>
-          <w:b/>
-          <w:bCs/>
-        </w:rPr>
-        <w:t>[MONTO EN NÚMEROS Y LETRAS] (RD$)</w:t>
-      </w:r>
-      <w:r>
-        <w:t>, en calidad de préstamo.</w:t>
-      </w:r>
-    </w:p>
-    <w:p>
-      <w:pPr>
-        <w:jc w:val="both"/>
-      </w:pPr>
-      <w:r>
-        <w:rPr>
-          <w:b/>
-          <w:bCs/>
-        </w:rPr>
-        <w:t>SEGUNDA: INTERESES Y PLAZO.</w:t>
-      </w:r>
-      <w:r>
-        <w:t xml:space="preserve"> La suma prestada devengará un interés de un [Porcentaje]% mensual/anual. El capital deberá ser reembolsado en un plazo de [Número] meses/años, mediante cuotas de [Monto de la cuota].</w:t>
-      </w:r>
-    </w:p>
-    <w:p>
-      <w:pPr>
-        <w:jc w:val="both"/>
-      </w:pPr>
-      <w:r>
-        <w:rPr>
-          <w:b/>
-          <w:bCs/>
-        </w:rPr>
-        <w:t>TERCERA: CONSTITUCIÓN DE HIPOTECA.</w:t>
-      </w:r>
-      <w:r>
-        <w:t xml:space="preserve"> Para seguridad y garantía del pago de la suma prestada, intereses, accesorios y gastos de ejecución si los hubiere, </w:t>
-      </w:r>
-      <w:r>
-        <w:rPr>
-          <w:b/>
-          <w:bCs/>
-        </w:rPr>
-        <w:t>EL DEUDOR HIPOTECARIO</w:t>
-      </w:r>
-      <w:r>
-        <w:t xml:space="preserve"> constituye </w:t>
-      </w:r>
-      <w:r>
-        <w:rPr>
-          <w:b/>
-          <w:bCs/>
-        </w:rPr>
-        <w:t>HIPOTECA EN PRIMER RANGO</w:t>
-      </w:r>
-      <w:r>
-        <w:t xml:space="preserve"> a favor de </w:t>
-      </w:r>
-      <w:r>
-        <w:rPr>
-          <w:b/>
-          <w:bCs/>
-        </w:rPr>
-        <w:t>EL ACREEDOR HIPOTECARIO</w:t>
-      </w:r>
-      <w:r>
-        <w:t xml:space="preserve"> sobre el siguiente inmueble:</w:t>
-      </w:r>
-    </w:p>
-    <w:p>
-      <w:pPr>
-        <w:jc w:val="both"/>
-      </w:pPr>
-      <w:r>
-        <w:rPr>
-          <w:i/>
-          <w:iCs/>
-        </w:rPr>
-        <w:t>“DESCRIPCIÓN TÉCNICA: [Copiar exactamente como aparece en el Certificado de Título: Designación Catastral, Matrícula, Superficie, Solar, Manzana, etc.]”</w:t>
-      </w:r>
-      <w:r>
-        <w:t>.</w:t>
-      </w:r>
-    </w:p>
-    <w:p>
-      <w:pPr>
-        <w:jc w:val="both"/>
-      </w:pPr>
-      <w:r>
-        <w:rPr>
-          <w:b/>
-          <w:bCs/>
-        </w:rPr>
-        <w:t>CUARTA: PRIVILEGIO Y EXTENSIÓN.</w:t>
-      </w:r>
-      <w:r>
-        <w:t xml:space="preserve"> La hipoteca aquí constituida se extiende a todas las mejoras edificadas o que se edifiquen en el futuro sobre el inmueble descrito, así como a sus frutos y accesorios, de conformidad con el Código Civil Dominicano.</w:t>
-      </w:r>
-    </w:p>
-    <w:p>
-      <w:pPr>
-        <w:jc w:val="both"/>
-      </w:pPr>
-      <w:r>
-        <w:rPr>
-          <w:b/>
-          <w:bCs/>
-        </w:rPr>
-        <w:t>QUINTA: PROHIBICIÓN DE ENAJENAR.</w:t>
-      </w:r>
-      <w:r>
-        <w:t xml:space="preserve"> Mientras esté vigente la hipoteca, </w:t>
-      </w:r>
-      <w:r>
-        <w:rPr>
-          <w:b/>
-          <w:bCs/>
-        </w:rPr>
-        <w:t>EL DEUDOR HIPOTECARIO</w:t>
-      </w:r>
-      <w:r>
-        <w:t xml:space="preserve"> no podrá vender, permutar, hipotecar nuevamente ni gravar el inmueble objeto de este contrato sin la autorización previa y por escrito de </w:t>
-      </w:r>
-      <w:r>
-        <w:rPr>
-          <w:b/>
-          <w:bCs/>
-        </w:rPr>
-        <w:t>EL ACREEDOR HIPOTECARIO</w:t>
-      </w:r>
-      <w:r>
-        <w:t>.</w:t>
-      </w:r>
-    </w:p>
-    <w:p>
-      <w:pPr>
-        <w:jc w:val="both"/>
-      </w:pPr>
-      <w:r>
-        <w:rPr>
-          <w:b/>
-          <w:bCs/>
+        <w:spacing w:after="0" w:line="240" w:lineRule="auto"/>
+        <w:jc w:val="both"/>
+        <w:rPr>
+          <w:sz w:val="22"/>
+          <w:szCs w:val="22"/>
+        </w:rPr>
+      </w:pPr>
+    </w:p>
+    <w:p>
+      <w:pPr>
+        <w:spacing w:after="0" w:line="240" w:lineRule="auto"/>
+        <w:jc w:val="both"/>
+        <w:rPr>
+          <w:sz w:val="22"/>
+          <w:szCs w:val="22"/>
+        </w:rPr>
+      </w:pPr>
+      <w:r>
+        <w:rPr>
+          <w:sz w:val="22"/>
+          <w:szCs w:val="22"/>
+        </w:rPr>
+        <w:t>PRIMERA: OBJETO Y MONTO DEL PRÉSTAMO. EL ACREEDOR HIPOTECARIO entrega en este acto a EL DEUDOR HIPOTECARIO, quien acepta a su entera satisfacción, la suma de {{MONTO_ADEUDADO_LETRAS}} (RD$ {{MONTO_ADEUDADO_NUMEROS}}), en calidad de préstamo.</w:t>
+      </w:r>
+    </w:p>
+    <w:p>
+      <w:pPr>
+        <w:spacing w:after="0" w:line="240" w:lineRule="auto"/>
+        <w:jc w:val="both"/>
+        <w:rPr>
+          <w:sz w:val="22"/>
+          <w:szCs w:val="22"/>
+        </w:rPr>
+      </w:pPr>
+    </w:p>
+    <w:p>
+      <w:pPr>
+        <w:spacing w:after="0" w:line="240" w:lineRule="auto"/>
+        <w:jc w:val="both"/>
+        <w:rPr>
+          <w:sz w:val="22"/>
+          <w:szCs w:val="22"/>
+        </w:rPr>
+      </w:pPr>
+      <w:r>
+        <w:rPr>
+          <w:sz w:val="22"/>
+          <w:szCs w:val="22"/>
+        </w:rPr>
+        <w:t>SEGUNDA: INTERESES Y PLAZO. La suma prestada devengará un interés de un {{TASA_INTERES_MENSUAL}} mensual/anual. El capital deberá ser reembolsado en un plazo de {{PLAZO_PRESTAMO}}, mediante cuotas de {{MONTO_CUOTA}}.</w:t>
+      </w:r>
+    </w:p>
+    <w:p>
+      <w:pPr>
+        <w:spacing w:after="0" w:line="240" w:lineRule="auto"/>
+        <w:jc w:val="both"/>
+        <w:rPr>
+          <w:sz w:val="22"/>
+          <w:szCs w:val="22"/>
+        </w:rPr>
+      </w:pPr>
+    </w:p>
+    <w:p>
+      <w:pPr>
+        <w:spacing w:after="0" w:line="240" w:lineRule="auto"/>
+        <w:jc w:val="both"/>
+        <w:rPr>
+          <w:sz w:val="22"/>
+          <w:szCs w:val="22"/>
+        </w:rPr>
+      </w:pPr>
+      <w:r>
+        <w:rPr>
+          <w:sz w:val="22"/>
+          <w:szCs w:val="22"/>
+        </w:rPr>
+        <w:t>TERCERA: CONSTITUCIÓN DE HIPOTECA. Para seguridad y garantía del pago del capital, los intereses, gastos y honorarios legales, EL DEUDOR HIPOTECARIO consiente formal y expresa HIPOTECA CONVENCIONAL en primer rango a favor de EL ACREEDOR HIPOTECARIO sobre el siguiente inmueble de su propiedad:</w:t>
+      </w:r>
+    </w:p>
+    <w:p>
+      <w:pPr>
+        <w:spacing w:after="0" w:line="240" w:lineRule="auto"/>
+        <w:jc w:val="both"/>
+        <w:rPr>
+          <w:sz w:val="22"/>
+          <w:szCs w:val="22"/>
+        </w:rPr>
+      </w:pPr>
+    </w:p>
+    <w:p>
+      <w:pPr>
+        <w:spacing w:after="0" w:line="240" w:lineRule="auto"/>
+        <w:jc w:val="both"/>
+        <w:rPr>
+          <w:sz w:val="22"/>
+          <w:szCs w:val="22"/>
+        </w:rPr>
+      </w:pPr>
+      <w:r>
+        <w:rPr>
+          <w:sz w:val="22"/>
+          <w:szCs w:val="22"/>
+        </w:rPr>
+        <w:t>{{DESCRIPCION_DEL_BIEN}}</w:t>
+      </w:r>
+    </w:p>
+    <w:p>
+      <w:pPr>
+        <w:spacing w:after="0" w:line="240" w:lineRule="auto"/>
+        <w:jc w:val="both"/>
+        <w:rPr>
+          <w:sz w:val="22"/>
+          <w:szCs w:val="22"/>
+        </w:rPr>
+      </w:pPr>
+    </w:p>
+    <w:p>
+      <w:pPr>
+        <w:spacing w:after="0" w:line="240" w:lineRule="auto"/>
+        <w:jc w:val="both"/>
+        <w:rPr>
+          <w:sz w:val="22"/>
+          <w:szCs w:val="22"/>
+        </w:rPr>
+      </w:pPr>
+      <w:r>
+        <w:rPr>
+          <w:sz w:val="22"/>
+          <w:szCs w:val="22"/>
+        </w:rPr>
+        <w:t>CUARTA: ACEPTACIÓN. EL ACREEDOR HIPOTECARIO acepta la hipoteca constituida a su favor, así como todas las demás estipulaciones de este contrato.</w:t>
+      </w:r>
+    </w:p>
+    <w:p>
+      <w:pPr>
+        <w:spacing w:after="0" w:line="240" w:lineRule="auto"/>
+        <w:jc w:val="both"/>
+        <w:rPr>
+          <w:sz w:val="22"/>
+          <w:szCs w:val="22"/>
+        </w:rPr>
+      </w:pPr>
+    </w:p>
+    <w:p>
+      <w:pPr>
+        <w:spacing w:after="0" w:line="240" w:lineRule="auto"/>
+        <w:jc w:val="both"/>
+        <w:rPr>
+          <w:sz w:val="22"/>
+          <w:szCs w:val="22"/>
+        </w:rPr>
+      </w:pPr>
+      <w:r>
+        <w:rPr>
+          <w:sz w:val="22"/>
+          <w:szCs w:val="22"/>
+        </w:rPr>
+        <w:t>QUINTA: PROHIBICIÓN DE ENAJENAR. Mientras esté vigente la hipoteca, EL DEUDOR HIPOTECARIO no podrá vender, permutar, hipotecar nuevamente ni gravar el inmueble objeto de este contrato sin la autorización previa y por escrito de EL ACREEDOR HIPOTECARIO.</w:t>
+      </w:r>
+    </w:p>
+    <w:p>
+      <w:pPr>
+        <w:spacing w:after="0" w:line="240" w:lineRule="auto"/>
+        <w:jc w:val="both"/>
+        <w:rPr>
+          <w:sz w:val="22"/>
+          <w:szCs w:val="22"/>
+        </w:rPr>
+      </w:pPr>
+    </w:p>
+    <w:p>
+      <w:pPr>
+        <w:spacing w:after="0" w:line="240" w:lineRule="auto"/>
+        <w:jc w:val="both"/>
+        <w:rPr>
+          <w:sz w:val="22"/>
+          <w:szCs w:val="22"/>
+        </w:rPr>
+      </w:pPr>
+      <w:r>
+        <w:rPr>
+          <w:sz w:val="22"/>
+          <w:szCs w:val="22"/>
+        </w:rPr>
+        <w:t xml:space="preserve">SEXTA: SEGURO (Cláusula de Seguro). EL DEUDOR HIPOTECARIO se compromete a mantener el inmueble asegurado contra incendio y líneas aliadas, incluyendo una cláusula </w:t>
+      </w:r>
+      <w:r>
+        <w:rPr>
+          <w:sz w:val="22"/>
+          <w:szCs w:val="22"/>
         </w:rPr>
         <w:lastRenderedPageBreak/>
-        <w:t>SEXTA: SEGURO (Cláusula de Seguro).</w:t>
-      </w:r>
-      <w:r>
-        <w:t xml:space="preserve"> </w:t>
-      </w:r>
-      <w:r>
-        <w:rPr>
-          <w:b/>
-          <w:bCs/>
-        </w:rPr>
-        <w:t>EL DEUDOR HIPOTECARIO</w:t>
-      </w:r>
-      <w:r>
-        <w:t xml:space="preserve"> se compromete a mantener el inmueble asegurado contra incendio y líneas aliadas, incluyendo una cláusula de beneficiario a favor de </w:t>
-      </w:r>
-      <w:r>
-        <w:rPr>
-          <w:b/>
-          <w:bCs/>
-        </w:rPr>
-        <w:t>EL ACREEDOR HIPOTECARIO</w:t>
-      </w:r>
-      <w:r>
-        <w:t xml:space="preserve"> hasta la total cancelación de la deuda.</w:t>
-      </w:r>
-    </w:p>
-    <w:p>
-      <w:pPr>
-        <w:jc w:val="both"/>
-      </w:pPr>
-      <w:r>
-        <w:rPr>
-          <w:b/>
-          <w:bCs/>
-        </w:rPr>
-        <w:t>SÉPTIMA: CUMPLIMIENTO LEY 155-17.</w:t>
-      </w:r>
-      <w:r>
-        <w:t xml:space="preserve"> Las partes declaran bajo la fe del juramento que los fondos objeto de esta transacción no provienen de actividades ilícitas vinculadas al lavado de activos y que la presente operación cumple con los umbrales de pago en efectivo permitidos por la ley.</w:t>
-      </w:r>
-    </w:p>
-    <w:p>
-      <w:pPr>
-        <w:jc w:val="both"/>
-      </w:pPr>
-      <w:r>
-        <w:rPr>
-          <w:b/>
-          <w:bCs/>
-        </w:rPr>
-        <w:t>OCTAVA: EJECUCIÓN.</w:t>
-      </w:r>
-      <w:r>
-        <w:t xml:space="preserve"> En caso de incumplimiento en el pago de [Número] cuotas consecutivas, el presente contrato se considerará de plazo vencido y </w:t>
-      </w:r>
-      <w:r>
-        <w:rPr>
-          <w:b/>
-          <w:bCs/>
-        </w:rPr>
-        <w:t>EL ACREEDOR HIPOTECARIO</w:t>
-      </w:r>
-      <w:r>
-        <w:t xml:space="preserve"> podrá proceder a la ejecución inmobiliaria de acuerdo con el procedimiento sumario establecido en la </w:t>
-      </w:r>
-      <w:r>
-        <w:rPr>
-          <w:b/>
-          <w:bCs/>
-        </w:rPr>
-        <w:t>Ley No. 108-05</w:t>
-      </w:r>
-      <w:r>
-        <w:t xml:space="preserve"> o el derecho común.</w:t>
-      </w:r>
-    </w:p>
-    <w:p>
-      <w:pPr>
-        <w:jc w:val="both"/>
-      </w:pPr>
-      <w:r>
-        <w:rPr>
-          <w:b/>
-          <w:bCs/>
-        </w:rPr>
-        <w:t>NOVENA: ELECCIÓN DE DOMICILIO.</w:t>
-      </w:r>
-      <w:r>
-        <w:t xml:space="preserve"> Para los fines del presente contrato, las partes eligen domicilio en sus respectivas direcciones mencionadas arriba.</w:t>
-      </w:r>
-    </w:p>
-    <w:p>
-      <w:pPr>
-        <w:jc w:val="both"/>
-      </w:pPr>
-      <w:r>
-        <w:pict w14:anchorId="0138D72C">
-          <v:rect id="_x0000_i1031" style="width:0;height:1.5pt" o:hralign="center" o:hrstd="t" o:hr="t" fillcolor="#a0a0a0" stroked="f"/>
-        </w:pict>
-      </w:r>
-    </w:p>
-    <w:p>
-      <w:pPr>
-        <w:jc w:val="both"/>
-      </w:pPr>
-      <w:r>
-        <w:rPr>
-          <w:b/>
-          <w:bCs/>
-        </w:rPr>
-        <w:t>HECHO Y FIRMADO</w:t>
-      </w:r>
-      <w:r>
-        <w:t xml:space="preserve"> de buena fe, en tres (3) originales: uno para cada parte y uno para ser depositado en el Registro de Títulos correspondiente. En la ciudad de [Ciudad], República Dominicana, a los [Día] del mes de [Mes] del año [Año].</w:t>
-      </w:r>
-    </w:p>
-    <w:p>
-      <w:pPr>
-        <w:jc w:val="both"/>
-      </w:pPr>
+        <w:t>de beneficiario a favor de EL ACREEDOR HIPOTECARIO hasta la total cancelación de la deuda.</w:t>
+      </w:r>
+    </w:p>
+    <w:p>
+      <w:pPr>
+        <w:spacing w:after="0" w:line="240" w:lineRule="auto"/>
+        <w:jc w:val="both"/>
+        <w:rPr>
+          <w:sz w:val="22"/>
+          <w:szCs w:val="22"/>
+        </w:rPr>
+      </w:pPr>
+    </w:p>
+    <w:p>
+      <w:pPr>
+        <w:spacing w:after="0" w:line="240" w:lineRule="auto"/>
+        <w:jc w:val="both"/>
+        <w:rPr>
+          <w:sz w:val="22"/>
+          <w:szCs w:val="22"/>
+        </w:rPr>
+      </w:pPr>
+      <w:r>
+        <w:rPr>
+          <w:sz w:val="22"/>
+          <w:szCs w:val="22"/>
+        </w:rPr>
+        <w:t>SÉPTIMA: CUMPLIMIENTO LEY 155-17. Las partes declaran bajo la fe del juramento que los fondos objeto de esta transacción no provienen de actividades ilícitas vinculadas al lavado de activos y que la presente operación cumple con los umbrales de pago en efectivo permitidos por la ley.</w:t>
+      </w:r>
+    </w:p>
+    <w:p>
+      <w:pPr>
+        <w:spacing w:after="0" w:line="240" w:lineRule="auto"/>
+        <w:jc w:val="both"/>
+        <w:rPr>
+          <w:sz w:val="22"/>
+          <w:szCs w:val="22"/>
+        </w:rPr>
+      </w:pPr>
+    </w:p>
+    <w:p>
+      <w:pPr>
+        <w:spacing w:after="0" w:line="240" w:lineRule="auto"/>
+        <w:jc w:val="both"/>
+        <w:rPr>
+          <w:sz w:val="22"/>
+          <w:szCs w:val="22"/>
+        </w:rPr>
+      </w:pPr>
+      <w:r>
+        <w:rPr>
+          <w:sz w:val="22"/>
+          <w:szCs w:val="22"/>
+        </w:rPr>
+        <w:t>OCTAVA: EJECUCIÓN. En caso de incumplimiento en el pago de {{CANTIDAD_CUOTAS_INCUMPLIMIENTO}} cuotas consecutivas, el presente contrato se considerará de plazo vencido y EL ACREEDOR HIPOTECARIO podrá proceder a la ejecución inmobiliaria de acuerdo con el procedimiento sumario establecido en la Ley No. 108-05 o el derecho común.</w:t>
+      </w:r>
+    </w:p>
+    <w:p>
+      <w:pPr>
+        <w:spacing w:after="0" w:line="240" w:lineRule="auto"/>
+        <w:jc w:val="both"/>
+        <w:rPr>
+          <w:sz w:val="22"/>
+          <w:szCs w:val="22"/>
+        </w:rPr>
+      </w:pPr>
+    </w:p>
+    <w:p>
+      <w:pPr>
+        <w:spacing w:after="0" w:line="240" w:lineRule="auto"/>
+        <w:jc w:val="both"/>
+        <w:rPr>
+          <w:sz w:val="22"/>
+          <w:szCs w:val="22"/>
+        </w:rPr>
+      </w:pPr>
+      <w:r>
+        <w:rPr>
+          <w:sz w:val="22"/>
+          <w:szCs w:val="22"/>
+        </w:rPr>
+        <w:t>NOVENA: ELECCIÓN DE DOMICILIO. Para los fines del presente contrato, las partes eligen domicilio en sus respectivas direcciones mencionadas arriba.</w:t>
+      </w:r>
+    </w:p>
+    <w:p>
+      <w:pPr>
+        <w:spacing w:after="0" w:line="240" w:lineRule="auto"/>
+        <w:jc w:val="both"/>
+        <w:rPr>
+          <w:sz w:val="22"/>
+          <w:szCs w:val="22"/>
+        </w:rPr>
+      </w:pPr>
+    </w:p>
+    <w:p>
+      <w:pPr>
+        <w:spacing w:after="0" w:line="240" w:lineRule="auto"/>
+        <w:jc w:val="both"/>
+        <w:rPr>
+          <w:sz w:val="22"/>
+          <w:szCs w:val="22"/>
+        </w:rPr>
+      </w:pPr>
+      <w:r>
+        <w:rPr>
+          <w:sz w:val="22"/>
+          <w:szCs w:val="22"/>
+        </w:rPr>
+        <w:t>HECHO Y FIRMADO de buena fe, en tres (3) originales: uno para cada parte y uno para ser depositado en el Registro de Títulos correspondiente. En la ciudad de {{CIUDAD_FIRMA}}, República Dominicana, a los {{DIA_TEXTO}} ({{DIA_NUMERO}}) días del mes de {{MES_TEXTO}} del año {{AÑO_TEXTO}} ({{AÑO_NUMERO}}).</w:t>
+      </w:r>
+    </w:p>
+    <w:p>
+      <w:pPr>
+        <w:spacing w:after="0" w:line="240" w:lineRule="auto"/>
+        <w:jc w:val="both"/>
+        <w:rPr>
+          <w:sz w:val="22"/>
+          <w:szCs w:val="22"/>
+        </w:rPr>
+      </w:pPr>
+    </w:p>
+    <w:p>
+      <w:pPr>
+        <w:spacing w:after="0" w:line="240" w:lineRule="auto"/>
+        <w:jc w:val="both"/>
+        <w:rPr>
+          <w:sz w:val="22"/>
+          <w:szCs w:val="22"/>
+        </w:rPr>
+      </w:pPr>
+      <w:r>
+        <w:rPr>
+          <w:sz w:val="22"/>
+          <w:szCs w:val="22"/>
+        </w:rPr>
+        <w:t>{{NOMBRE_DEUDOR HIPOTECARIO}} {{NOMBRE_ACREEDOR HIPOTECARIO}}</w:t>
+      </w:r>
+    </w:p>
+    <w:p>
+      <w:pPr>
+        <w:spacing w:after="0" w:line="240" w:lineRule="auto"/>
+        <w:jc w:val="both"/>
+        <w:rPr>
+          <w:sz w:val="22"/>
+          <w:szCs w:val="22"/>
+        </w:rPr>
+      </w:pPr>
+      <w:r>
+        <w:rPr>
+          <w:sz w:val="22"/>
+          <w:szCs w:val="22"/>
+        </w:rPr>
+        <w:t>DEUDOR HIPOTECARIO ACREEDOR HIPOTECARIO</w:t>
+      </w:r>
+    </w:p>
+    <w:p>
+      <w:pPr>
+        <w:spacing w:after="0" w:line="240" w:lineRule="auto"/>
+        <w:jc w:val="both"/>
+        <w:rPr>
+          <w:sz w:val="22"/>
+          <w:szCs w:val="22"/>
+        </w:rPr>
+      </w:pPr>
+    </w:p>
+    <w:p>
+      <w:pPr>
+        <w:spacing w:after="0" w:line="240" w:lineRule="auto"/>
+        <w:jc w:val="both"/>
+        <w:rPr>
+          <w:sz w:val="22"/>
+          <w:szCs w:val="22"/>
+        </w:rPr>
+      </w:pPr>
+      <w:r>
+        <w:rPr>
+          <w:sz w:val="22"/>
+          <w:szCs w:val="22"/>
+        </w:rPr>
+        <w:t xml:space="preserve">YO, {{TRATAMIENTO_NOTARIO}} {{NOMBRE_NOTARIO}}, Abogado Notario Público de los del Número para el {{MUNICIPIO_NOTARIO}}, con colegiatura No. {{MATRICULA_NOTARIO}}, CERTIFICO Y DOY FE: Que las firmas que anteceden fueron puestas libre y voluntariamente en mi presencia por los comparecientes {{NOMBRE_DEUDOR HIPOTECARIO}} y {{NOMBRE_ACREEDOR HIPOTECARIO}}, personas a las cuales doy fe de conocer, quienes me han declarado bajo la fe del juramento que esas son las mismas firmas que </w:t>
+      </w:r>
+      <w:proofErr w:type="gramStart"/>
+      <w:r>
+        <w:rPr>
+          <w:sz w:val="22"/>
+          <w:szCs w:val="22"/>
+        </w:rPr>
+        <w:t>acostumbran</w:t>
+      </w:r>
+      <w:proofErr w:type="gramEnd"/>
+      <w:r>
+        <w:rPr>
+          <w:sz w:val="22"/>
+          <w:szCs w:val="22"/>
+        </w:rPr>
+        <w:t xml:space="preserve"> usar en todos los actos de sus vidas tanto públicas como privadas. En la ciudad de {{CIUDAD_FIRMA}}, a los {{DIA_TEXTO}} ({{DIA_NUMERO}}) días del mes de {{MES_TEXTO}} del año {{AÑO_TEXTO}} ({{AÑO_NUMERO}}).</w:t>
+      </w:r>
+    </w:p>
+    <w:p>
+      <w:pPr>
+        <w:spacing w:after="0" w:line="240" w:lineRule="auto"/>
+        <w:jc w:val="both"/>
+        <w:rPr>
+          <w:sz w:val="22"/>
+          <w:szCs w:val="22"/>
+        </w:rPr>
+      </w:pPr>
+    </w:p>
+    <w:p>
+      <w:pPr>
+        <w:spacing w:after="0" w:line="240" w:lineRule="auto"/>
+        <w:jc w:val="both"/>
+        <w:rPr>
+          <w:sz w:val="22"/>
+          <w:szCs w:val="22"/>
+        </w:rPr>
+      </w:pPr>
+      <w:r>
+        <w:rPr>
+          <w:sz w:val="22"/>
+          <w:szCs w:val="22"/>
+        </w:rPr>
+        <w:t>{{NOMBRE_NOTARIO}}</w:t>
+      </w:r>
+    </w:p>
+    <w:p>
+      <w:pPr>
+        <w:spacing w:after="0" w:line="240" w:lineRule="auto"/>
+        <w:jc w:val="both"/>
+        <w:rPr>
+          <w:sz w:val="22"/>
+          <w:szCs w:val="22"/>
+        </w:rPr>
+      </w:pPr>
+      <w:r>
+        <w:rPr>
+          <w:sz w:val="22"/>
+          <w:szCs w:val="22"/>
+        </w:rPr>
+        <w:t>Notario Público</w:t>
+      </w:r>
     </w:p>
     <w:sectPr>
       <w:pgSz w:w="11906" w:h="16838"/>
